--- a/docs/planning/01_서비스기획서.docx
+++ b/docs/planning/01_서비스기획서.docx
@@ -188,7 +188,7 @@
                 <w:sz w:val="19"/>
                 <w:szCs w:val="19"/>
               </w:rPr>
-              <w:t xml:space="preserve">v2.0 — 소셜 월드(예방형 게임 서비스) 통합</w:t>
+              <w:t xml:space="preserve">v2.1 — NPC 4종 캐릭터 재편(루미·하루·코코·마을이장)·3D 소셜 월드·위험사전 반영</w:t>
             </w:r>
           </w:p>
         </w:tc>
@@ -243,7 +243,7 @@
                 <w:sz w:val="19"/>
                 <w:szCs w:val="19"/>
               </w:rPr>
-              <w:t xml:space="preserve">2026-09-22</w:t>
+              <w:t xml:space="preserve">2026-09-22 (수정 2026-10-06)</w:t>
             </w:r>
           </w:p>
         </w:tc>
@@ -408,7 +408,7 @@
                 <w:sz w:val="19"/>
                 <w:szCs w:val="19"/>
               </w:rPr>
-              <w:t xml:space="preserve">SK텔레콤 통신(유동인구), 신한카드 결제(2025.07~12) + NPC 대화·행동 로그(익명화)</w:t>
+              <w:t xml:space="preserve">SK텔레콤 통신(유동인구), 신한카드 결제(2025.07~12) + 소셜 월드 NPC 신호(위험 키워드·수요·월드 활동, 코호트 익명 집계)</w:t>
             </w:r>
           </w:p>
         </w:tc>
@@ -1427,7 +1427,7 @@
                 <w:sz w:val="19"/>
                 <w:szCs w:val="19"/>
               </w:rPr>
-              <w:t xml:space="preserve">웹 기반 예방형 게임(마을 컨셉)</w:t>
+              <w:t xml:space="preserve">웹 기반 3D 예방형 게임(마을 컨셉)</w:t>
             </w:r>
           </w:p>
         </w:tc>
@@ -1992,7 +1992,7 @@
                 <w:sz w:val="19"/>
                 <w:szCs w:val="19"/>
               </w:rPr>
-              <w:t xml:space="preserve">정책·취업·심리 상담을 가볍게 시작할 수 있는 게임 공간에서, 관계망을 회복하는 작은 성공 경험을 축적</w:t>
+              <w:t xml:space="preserve">AI 친구와의 대화, 정책·취업 안내, 동아리·모임 추천, 마을 이벤트를 가볍게 시작할 수 있는 3D 마을에서, 관계망을 회복하는 작은 성공 경험을 축적</w:t>
             </w:r>
           </w:p>
         </w:tc>
@@ -2356,7 +2356,7 @@
                 <w:sz w:val="19"/>
                 <w:szCs w:val="19"/>
               </w:rPr>
-              <w:t xml:space="preserve">소셜 월드 NPC 대화·행동 로그(익명화)</w:t>
+              <w:t xml:space="preserve">소셜 월드 NPC 신호(위험 키워드·수요·월드 활동, 익명 집계)</w:t>
             </w:r>
           </w:p>
         </w:tc>
@@ -2557,41 +2557,41 @@
           <w:sz w:val="20"/>
           <w:szCs w:val="20"/>
         </w:rPr>
-        <w:t xml:space="preserve">프로토타입 단계에는 실제 유저·채팅 로그가 없으므로, 미시 층 파이프라인을 증명하려면 가상 채팅 데이터가 필요하다. 대회 규칙(“페르소나 기반의 가상 데이터(synthetic data) 생성·활용 가능, 단 생성 방식에 대한 설명자료 제출 필수”)이 이를 명시적으로 허용한다.</w:t>
-      </w:r>
-    </w:p>
-    <w:p>
-      <w:pPr>
-        <w:pStyle w:val="ListParagraph"/>
-        <w:numPr>
-          <w:ilvl w:val="0"/>
-          <w:numId w:val="1"/>
-        </w:numPr>
-        <w:spacing w:after="60" w:line="300"/>
-      </w:pPr>
-      <w:r>
-        <w:rPr>
-          <w:sz w:val="20"/>
-          <w:szCs w:val="20"/>
-        </w:rPr>
-        <w:t xml:space="preserve">권장 흐름: 대회 데이터로 도출한 청년 코호트(예: 강남구 20대 여성 / 춘천시 30대 남성)에서 페르소나를 파생 → 페르소나별 가상 채팅 로그 생성 → 미시 파이프라인 투입 → 지역별 위험도 산출 시연</w:t>
-      </w:r>
-    </w:p>
-    <w:p>
-      <w:pPr>
-        <w:pStyle w:val="ListParagraph"/>
-        <w:numPr>
-          <w:ilvl w:val="0"/>
-          <w:numId w:val="1"/>
-        </w:numPr>
-        <w:spacing w:after="60" w:line="300"/>
-      </w:pPr>
-      <w:r>
-        <w:rPr>
-          <w:sz w:val="20"/>
-          <w:szCs w:val="20"/>
-        </w:rPr>
-        <w:t xml:space="preserve">페르소나의 출발점이 대회 데이터이므로 데이터 근거의 체인이 끊기지 않으며, 생성 방식 설명자료는 제출 필수 항목으로 별도 관리한다.</w:t>
+        <w:t xml:space="preserve">프로토타입 단계에는 실제 유저·채팅 로그가 없으므로, 미시 층 파이프라인을 증명하려면 가상 데이터가 필요하다. 대회 규칙(“페르소나 기반의 가상 데이터(synthetic data) 생성·활용 가능, 단 생성 방식에 대한 설명자료 제출 필수”)이 이를 명시적으로 허용한다.</w:t>
+      </w:r>
+    </w:p>
+    <w:p>
+      <w:pPr>
+        <w:pStyle w:val="ListParagraph"/>
+        <w:numPr>
+          <w:ilvl w:val="0"/>
+          <w:numId w:val="1"/>
+        </w:numPr>
+        <w:spacing w:after="60" w:line="300"/>
+      </w:pPr>
+      <w:r>
+        <w:rPr>
+          <w:sz w:val="20"/>
+          <w:szCs w:val="20"/>
+        </w:rPr>
+        <w:t xml:space="preserve">권장 흐름: 대회 데이터로 도출한 청년 코호트(예: 강남구 20대 여성 / 춘천시 30대 남성)에서 페르소나를 파생 → 코호트별 가상 대화 신호(집계 지표) 생성 → 미시 파이프라인 투입 → 지역별 위험도 산출 시연</w:t>
+      </w:r>
+    </w:p>
+    <w:p>
+      <w:pPr>
+        <w:pStyle w:val="ListParagraph"/>
+        <w:numPr>
+          <w:ilvl w:val="0"/>
+          <w:numId w:val="1"/>
+        </w:numPr>
+        <w:spacing w:after="60" w:line="300"/>
+      </w:pPr>
+      <w:r>
+        <w:rPr>
+          <w:sz w:val="20"/>
+          <w:szCs w:val="20"/>
+        </w:rPr>
+        <w:t xml:space="preserve">페르소나의 출발점이 대회 데이터이므로 데이터 근거의 체인이 끊기지 않으며, 생성 방식 설명자료(제출 필수)는 risk_agent/docs/가상데이터_생성방식_설명자료.md로 작성했다. 개인 대화는 만들지 않고 코호트×월 집계 지표만 생성했으며, 위험사전 근거 자료는 같은 문서의 부가 데이터 절에 적는다.</w:t>
       </w:r>
     </w:p>
     <w:p>
@@ -2655,24 +2655,24 @@
           <w:sz w:val="20"/>
           <w:szCs w:val="20"/>
         </w:rPr>
-        <w:t xml:space="preserve">① 신호 수집: 거시(통신 배경지표 + 카드 트리거) + 미시(심리상담 NPC 위험 키워드 지표, 정책·취업·민원 NPC 로그, 게임 활동 로그)를 통합 수집</w:t>
-      </w:r>
-    </w:p>
-    <w:p>
-      <w:pPr>
-        <w:pStyle w:val="ListParagraph"/>
-        <w:numPr>
-          <w:ilvl w:val="0"/>
-          <w:numId w:val="1"/>
-        </w:numPr>
-        <w:spacing w:after="60" w:line="300"/>
-      </w:pPr>
-      <w:r>
-        <w:rPr>
-          <w:sz w:val="20"/>
-          <w:szCs w:val="20"/>
-        </w:rPr>
-        <w:t xml:space="preserve">② 정합: 코호트 축(지역×연령대×성별) 정렬 + 시간 해상도 정렬(통신 월별 / 카드 일별 / 게임 실시간)</w:t>
+        <w:t xml:space="preserve">① 신호 수집: 거시(통신 배경지표 + 카드 트리거) + 미시(루미의 위험 키워드·심각도, 하루·코코의 수요, 마을이장의 월드 활동 — 모두 코호트 익명 집계)를 통합 수집</w:t>
+      </w:r>
+    </w:p>
+    <w:p>
+      <w:pPr>
+        <w:pStyle w:val="ListParagraph"/>
+        <w:numPr>
+          <w:ilvl w:val="0"/>
+          <w:numId w:val="1"/>
+        </w:numPr>
+        <w:spacing w:after="60" w:line="300"/>
+      </w:pPr>
+      <w:r>
+        <w:rPr>
+          <w:sz w:val="20"/>
+          <w:szCs w:val="20"/>
+        </w:rPr>
+        <w:t xml:space="preserve">② 정합: 코호트 축(지역×연령대×성별) 정렬 + 시간 해상도 정렬(통신 월별 / 카드 일별 / 월드 신호 주·월 집계)</w:t>
       </w:r>
     </w:p>
     <w:p>
@@ -2808,7 +2808,7 @@
           <w:sz w:val="20"/>
           <w:szCs w:val="20"/>
         </w:rPr>
-        <w:t xml:space="preserve">⑩ 환류(선순환): 산출된 위험 등급을 소셜 월드 NPC 응답 개인화에 반영</w:t>
+        <w:t xml:space="preserve">⑩ 환류(선순환): 코호트별 이벤트 주제·추천 NPC를 마을이장에게 내려보내 월드 이벤트와 NPC 노출 강조에 반영(위험 등급·점수는 시민 화면에 전달하지 않음)</w:t>
       </w:r>
     </w:p>
     <w:p>
@@ -3567,7 +3567,7 @@
           <w:sz w:val="20"/>
           <w:szCs w:val="20"/>
         </w:rPr>
-        <w:t xml:space="preserve">'동물의 숲' 스타일의 마을 웹게임. 광장을 중심으로 5개 공간이 배치되며, 목적은 고립 위험 청년의 사회적 교류에 대한 심리적 장벽을 낮추는 것이다. 소셜 월드는 목업이 아니라 실제 작동하는 프로토타입 웹앱으로 구현해 대회 필수요소인 '대응 프로세스 및 활용 시나리오'를 실물로 증명한다.</w:t>
+        <w:t xml:space="preserve">'동물의 숲' 스타일의 3D 마을 웹게임('이음 마을'). 광장을 중심으로 카페·지원센터·동아리센터·공원·게임방·미션방과 개인 공간인 내 방이 배치되며, 목적은 고립 위험 청년의 사회적 교류에 대한 심리적 장벽을 낮추는 것이다. 소셜 월드는 목업이 아니라 실제 작동하는 프로토타입 웹앱으로 구현해 대회 필수요소인 '대응 프로세스 및 활용 시나리오'를 실물로 증명한다.</w:t>
       </w:r>
     </w:p>
     <w:p>
@@ -3835,7 +3835,7 @@
                 <w:sz w:val="19"/>
                 <w:szCs w:val="19"/>
               </w:rPr>
-              <w:t xml:space="preserve">사용자·NPC가 혼재하는 중심 공간. 정책추천·취업상담·심리상담 NPC 3종 상주</w:t>
+              <w:t xml:space="preserve">사용자·NPC가 혼재하는 중심 공간, 월드 이벤트 공지 — 마을이장 상주</w:t>
             </w:r>
           </w:p>
         </w:tc>
@@ -3861,7 +3861,7 @@
                 <w:sz w:val="19"/>
                 <w:szCs w:val="19"/>
               </w:rPr>
-              <w:t xml:space="preserve">확정</w:t>
+              <w:t xml:space="preserve">확정·구현</w:t>
             </w:r>
           </w:p>
         </w:tc>
@@ -3889,7 +3889,7 @@
                 <w:sz w:val="19"/>
                 <w:szCs w:val="19"/>
               </w:rPr>
-              <w:t xml:space="preserve">주민센터</w:t>
+              <w:t xml:space="preserve">카페</w:t>
             </w:r>
           </w:p>
         </w:tc>
@@ -3915,7 +3915,7 @@
                 <w:sz w:val="19"/>
                 <w:szCs w:val="19"/>
               </w:rPr>
-              <w:t xml:space="preserve">민원챗봇 NPC 상주 — 복지·혜택 정보 검색 및 민원 접수</w:t>
+              <w:t xml:space="preserve">일상 대화 — 루미 상주</w:t>
             </w:r>
           </w:p>
         </w:tc>
@@ -3941,7 +3941,7 @@
                 <w:sz w:val="19"/>
                 <w:szCs w:val="19"/>
               </w:rPr>
-              <w:t xml:space="preserve">뼈대 수준</w:t>
+              <w:t xml:space="preserve">확정(외관·루미)</w:t>
             </w:r>
           </w:p>
         </w:tc>
@@ -3969,7 +3969,7 @@
                 <w:sz w:val="19"/>
                 <w:szCs w:val="19"/>
               </w:rPr>
-              <w:t xml:space="preserve">미션방</w:t>
+              <w:t xml:space="preserve">지원센터</w:t>
             </w:r>
           </w:p>
         </w:tc>
@@ -3995,7 +3995,7 @@
                 <w:sz w:val="19"/>
                 <w:szCs w:val="19"/>
               </w:rPr>
-              <w:t xml:space="preserve">사용자가 지속적으로 사회 활동을 이어가도록 미션 제공</w:t>
+              <w:t xml:space="preserve">정책·취업 안내, 월드 소통 창구 — 하루 상주</w:t>
             </w:r>
           </w:p>
         </w:tc>
@@ -4021,7 +4021,7 @@
                 <w:sz w:val="19"/>
                 <w:szCs w:val="19"/>
               </w:rPr>
-              <w:t xml:space="preserve">확정</w:t>
+              <w:t xml:space="preserve">확정(내부 준비 중)</w:t>
             </w:r>
           </w:p>
         </w:tc>
@@ -4049,7 +4049,7 @@
                 <w:sz w:val="19"/>
                 <w:szCs w:val="19"/>
               </w:rPr>
-              <w:t xml:space="preserve">동아리방</w:t>
+              <w:t xml:space="preserve">미션방</w:t>
             </w:r>
           </w:p>
         </w:tc>
@@ -4075,7 +4075,7 @@
                 <w:sz w:val="19"/>
                 <w:szCs w:val="19"/>
               </w:rPr>
-              <w:t xml:space="preserve">사용자끼리 문화·공연·체육 등 동아리를 개설·운영하는 공간</w:t>
+              <w:t xml:space="preserve">퀘스트 1~4단계(첫걸음·인사·모임·동네로) 진행·확인</w:t>
             </w:r>
           </w:p>
         </w:tc>
@@ -4101,7 +4101,7 @@
                 <w:sz w:val="19"/>
                 <w:szCs w:val="19"/>
               </w:rPr>
-              <w:t xml:space="preserve">확정</w:t>
+              <w:t xml:space="preserve">확정·구현</w:t>
             </w:r>
           </w:p>
         </w:tc>
@@ -4129,7 +4129,7 @@
                 <w:sz w:val="19"/>
                 <w:szCs w:val="19"/>
               </w:rPr>
-              <w:t xml:space="preserve">미니게임</w:t>
+              <w:t xml:space="preserve">동아리센터</w:t>
             </w:r>
           </w:p>
         </w:tc>
@@ -4155,7 +4155,7 @@
                 <w:sz w:val="19"/>
                 <w:szCs w:val="19"/>
               </w:rPr>
-              <w:t xml:space="preserve">사용자 간 협동심 함양 및 친교 활동 공간</w:t>
+              <w:t xml:space="preserve">동아리 개설·가입, 응원 스티커(게시판 대체) — 코코 상주</w:t>
             </w:r>
           </w:p>
         </w:tc>
@@ -4181,7 +4181,7 @@
                 <w:sz w:val="19"/>
                 <w:szCs w:val="19"/>
               </w:rPr>
-              <w:t xml:space="preserve">확정(세부 Open)</w:t>
+              <w:t xml:space="preserve">확정·구현</w:t>
             </w:r>
           </w:p>
         </w:tc>
@@ -4209,7 +4209,7 @@
                 <w:sz w:val="19"/>
                 <w:szCs w:val="19"/>
               </w:rPr>
-              <w:t xml:space="preserve">게시판</w:t>
+              <w:t xml:space="preserve">공원</w:t>
             </w:r>
           </w:p>
         </w:tc>
@@ -4235,7 +4235,7 @@
                 <w:sz w:val="19"/>
                 <w:szCs w:val="19"/>
               </w:rPr>
-              <w:t xml:space="preserve">자유게시판 형태의 커뮤니티 공간으로 구상 — 상세 기능 미정</w:t>
+              <w:t xml:space="preserve">러닝·산책 챌린지, 마을 이벤트 장소</w:t>
             </w:r>
           </w:p>
         </w:tc>
@@ -4261,7 +4261,167 @@
                 <w:sz w:val="19"/>
                 <w:szCs w:val="19"/>
               </w:rPr>
-              <w:t xml:space="preserve">Open</w:t>
+              <w:t xml:space="preserve">확정(외관)</w:t>
+            </w:r>
+          </w:p>
+        </w:tc>
+      </w:tr>
+      <w:tr>
+        <w:tc>
+          <w:tcPr>
+            <w:tcW w:type="dxa" w:w="1800"/>
+            <w:tcMar>
+              <w:top w:type="dxa" w:w="60"/>
+              <w:left w:type="dxa" w:w="100"/>
+              <w:bottom w:type="dxa" w:w="60"/>
+              <w:right w:type="dxa" w:w="100"/>
+            </w:tcMar>
+            <w:vAlign w:val="center"/>
+          </w:tcPr>
+          <w:p>
+            <w:pPr>
+              <w:jc w:val="left"/>
+            </w:pPr>
+            <w:r>
+              <w:rPr>
+                <w:b/>
+                <w:bCs/>
+                <w:sz w:val="19"/>
+                <w:szCs w:val="19"/>
+              </w:rPr>
+              <w:t xml:space="preserve">게임방</w:t>
+            </w:r>
+          </w:p>
+        </w:tc>
+        <w:tc>
+          <w:tcPr>
+            <w:tcW w:type="dxa" w:w="5350"/>
+            <w:tcMar>
+              <w:top w:type="dxa" w:w="60"/>
+              <w:left w:type="dxa" w:w="100"/>
+              <w:bottom w:type="dxa" w:w="60"/>
+              <w:right w:type="dxa" w:w="100"/>
+            </w:tcMar>
+            <w:vAlign w:val="center"/>
+          </w:tcPr>
+          <w:p>
+            <w:pPr>
+              <w:jc w:val="left"/>
+            </w:pPr>
+            <w:r>
+              <w:rPr>
+                <w:b w:val="false"/>
+                <w:bCs w:val="false"/>
+                <w:sz w:val="19"/>
+                <w:szCs w:val="19"/>
+              </w:rPr>
+              <w:t xml:space="preserve">게임모임, 협동 미니게임</w:t>
+            </w:r>
+          </w:p>
+        </w:tc>
+        <w:tc>
+          <w:tcPr>
+            <w:tcW w:type="dxa" w:w="2200"/>
+            <w:tcMar>
+              <w:top w:type="dxa" w:w="60"/>
+              <w:left w:type="dxa" w:w="100"/>
+              <w:bottom w:type="dxa" w:w="60"/>
+              <w:right w:type="dxa" w:w="100"/>
+            </w:tcMar>
+            <w:vAlign w:val="center"/>
+          </w:tcPr>
+          <w:p>
+            <w:pPr>
+              <w:jc w:val="left"/>
+            </w:pPr>
+            <w:r>
+              <w:rPr>
+                <w:b w:val="false"/>
+                <w:bCs w:val="false"/>
+                <w:sz w:val="19"/>
+                <w:szCs w:val="19"/>
+              </w:rPr>
+              <w:t xml:space="preserve">확정(세부 Open)</w:t>
+            </w:r>
+          </w:p>
+        </w:tc>
+      </w:tr>
+      <w:tr>
+        <w:tc>
+          <w:tcPr>
+            <w:tcW w:type="dxa" w:w="1800"/>
+            <w:tcMar>
+              <w:top w:type="dxa" w:w="60"/>
+              <w:left w:type="dxa" w:w="100"/>
+              <w:bottom w:type="dxa" w:w="60"/>
+              <w:right w:type="dxa" w:w="100"/>
+            </w:tcMar>
+            <w:vAlign w:val="center"/>
+          </w:tcPr>
+          <w:p>
+            <w:pPr>
+              <w:jc w:val="left"/>
+            </w:pPr>
+            <w:r>
+              <w:rPr>
+                <w:b/>
+                <w:bCs/>
+                <w:sz w:val="19"/>
+                <w:szCs w:val="19"/>
+              </w:rPr>
+              <w:t xml:space="preserve">내 방</w:t>
+            </w:r>
+          </w:p>
+        </w:tc>
+        <w:tc>
+          <w:tcPr>
+            <w:tcW w:type="dxa" w:w="5350"/>
+            <w:tcMar>
+              <w:top w:type="dxa" w:w="60"/>
+              <w:left w:type="dxa" w:w="100"/>
+              <w:bottom w:type="dxa" w:w="60"/>
+              <w:right w:type="dxa" w:w="100"/>
+            </w:tcMar>
+            <w:vAlign w:val="center"/>
+          </w:tcPr>
+          <w:p>
+            <w:pPr>
+              <w:jc w:val="left"/>
+            </w:pPr>
+            <w:r>
+              <w:rPr>
+                <w:b w:val="false"/>
+                <w:bCs w:val="false"/>
+                <w:sz w:val="19"/>
+                <w:szCs w:val="19"/>
+              </w:rPr>
+              <w:t xml:space="preserve">개인 공간, 튜토리얼 시작점, 캐릭터 꾸미기</w:t>
+            </w:r>
+          </w:p>
+        </w:tc>
+        <w:tc>
+          <w:tcPr>
+            <w:tcW w:type="dxa" w:w="2200"/>
+            <w:tcMar>
+              <w:top w:type="dxa" w:w="60"/>
+              <w:left w:type="dxa" w:w="100"/>
+              <w:bottom w:type="dxa" w:w="60"/>
+              <w:right w:type="dxa" w:w="100"/>
+            </w:tcMar>
+            <w:vAlign w:val="center"/>
+          </w:tcPr>
+          <w:p>
+            <w:pPr>
+              <w:jc w:val="left"/>
+            </w:pPr>
+            <w:r>
+              <w:rPr>
+                <w:b w:val="false"/>
+                <w:bCs w:val="false"/>
+                <w:sz w:val="19"/>
+                <w:szCs w:val="19"/>
+              </w:rPr>
+              <w:t xml:space="preserve">확정·구현</w:t>
             </w:r>
           </w:p>
         </w:tc>
@@ -4280,7 +4440,7 @@
           <w:sz w:val="24"/>
           <w:szCs w:val="24"/>
         </w:rPr>
-        <w:t xml:space="preserve">5-4. NPC 4종 개요</w:t>
+        <w:t xml:space="preserve">5-4. NPC 4종 개요 (2026-09-29 재편)</w:t>
       </w:r>
     </w:p>
     <w:p>
@@ -4292,7 +4452,7 @@
           <w:sz w:val="20"/>
           <w:szCs w:val="20"/>
         </w:rPr>
-        <w:t xml:space="preserve">4종 NPC(정책추천·취업상담·심리상담·민원챗봇)는 공통 파이프라인(컨텍스트 로딩 → 역할별 프롬프트/지식베이스 → 의도분류 → RAG 검색 → 근거기반 응답생성 → 가드레일 → 응답출력·익명화 로그) 위에서 역할별 시스템 프롬프트·지식베이스·출력 포맷·가드레일 강도만 다르게 동작한다. 상세 기능·로직은 「기능 정의서」 3장을 참고한다.</w:t>
+        <w:t xml:space="preserve">NPC는 루미(친구)·하루(복지)·코코(활동)·마을이장 4종이다. 옛 기획의 정책추천·취업상담·민원챗봇은 하루로, 심리상담은 루미로 통합했다. 모두 선택지 뼈대 위에 LLM을 얹는 하이브리드 구조이며, 자유 입력은 서버에서 개인정보 마스킹 → 위기 표현 사전 선검사 → LLM → 판정 순으로 처리하고 원문은 저장하지 않는다. 신호는 네 NPC 모두 위험 탐지 에이전트로 올리고, 환류는 마을이장만 받는다. 상세 기능·로직은 「기능 정의서」 3장을 참고한다.</w:t>
       </w:r>
     </w:p>
     <w:tbl>
@@ -4418,7 +4578,7 @@
                 <w:sz w:val="19"/>
                 <w:szCs w:val="19"/>
               </w:rPr>
-              <w:t xml:space="preserve">정책추천 NPC</w:t>
+              <w:t xml:space="preserve">루미(친구) · 카페</w:t>
             </w:r>
           </w:p>
         </w:tc>
@@ -4444,7 +4604,7 @@
                 <w:sz w:val="19"/>
                 <w:szCs w:val="19"/>
               </w:rPr>
-              <w:t xml:space="preserve">상황에 맞는 정책·복지 혜택을 검색·자격필터링·랭킹해 추천</w:t>
+              <w:t xml:space="preserve">일상 대화·심리 상담 보조, 위험 키워드 사전 + 발화 톤으로 심각도 판정</w:t>
             </w:r>
           </w:p>
         </w:tc>
@@ -4470,7 +4630,7 @@
                 <w:sz w:val="19"/>
                 <w:szCs w:val="19"/>
               </w:rPr>
-              <w:t xml:space="preserve">정책 카테고리별 수요, 자격 미달 수요(사각지대 근거)</w:t>
+              <w:t xml:space="preserve">위험 키워드 태그·심각도(핵심 미시 신호), 위기 발생(user_id 없음)</w:t>
             </w:r>
           </w:p>
         </w:tc>
@@ -4498,7 +4658,7 @@
                 <w:sz w:val="19"/>
                 <w:szCs w:val="19"/>
               </w:rPr>
-              <w:t xml:space="preserve">취업상담 NPC</w:t>
+              <w:t xml:space="preserve">하루(복지) · 지원센터</w:t>
             </w:r>
           </w:p>
         </w:tc>
@@ -4524,7 +4684,7 @@
                 <w:sz w:val="19"/>
                 <w:szCs w:val="19"/>
               </w:rPr>
-              <w:t xml:space="preserve">희망 직무 기반 프로그램·공고 안내, 이력서·포트폴리오 작성 코칭</w:t>
+              <w:t xml:space="preserve">정책·취업 정보 검색·자격 필터·추천, 월드 소통 창구(기능 요청·불편·오류 신고)</w:t>
             </w:r>
           </w:p>
         </w:tc>
@@ -4550,7 +4710,7 @@
                 <w:sz w:val="19"/>
                 <w:szCs w:val="19"/>
               </w:rPr>
-              <w:t xml:space="preserve">직무·분야별 수요, 준비단계 분포</w:t>
+              <w:t xml:space="preserve">조회 카테고리, 추천→신청 전환, 자격 미달 수요(사각지대 근거)</w:t>
             </w:r>
           </w:p>
         </w:tc>
@@ -4578,7 +4738,7 @@
                 <w:sz w:val="19"/>
                 <w:szCs w:val="19"/>
               </w:rPr>
-              <w:t xml:space="preserve">심리상담 NPC</w:t>
+              <w:t xml:space="preserve">코코(활동) · 동아리센터</w:t>
             </w:r>
           </w:p>
         </w:tc>
@@ -4604,7 +4764,7 @@
                 <w:sz w:val="19"/>
                 <w:szCs w:val="19"/>
               </w:rPr>
-              <w:t xml:space="preserve">대화 기반 정서적 지지, 위험 키워드 빈출도·심각도 판정</w:t>
+              <w:t xml:space="preserve">관심사·동네·퀘스트 단계에 맞는 동아리·모임·지역 활동 추천</w:t>
             </w:r>
           </w:p>
         </w:tc>
@@ -4630,7 +4790,7 @@
                 <w:sz w:val="19"/>
                 <w:szCs w:val="19"/>
               </w:rPr>
-              <w:t xml:space="preserve">위험 키워드 빈출도, 우울·고립감 정도(핵심 미시 신호)</w:t>
+              <w:t xml:space="preserve">추천 카테고리, 추천→참여 전환(활동 수요)</w:t>
             </w:r>
           </w:p>
         </w:tc>
@@ -4658,7 +4818,7 @@
                 <w:sz w:val="19"/>
                 <w:szCs w:val="19"/>
               </w:rPr>
-              <w:t xml:space="preserve">민원챗봇 NPC</w:t>
+              <w:t xml:space="preserve">마을이장 · 광장</w:t>
             </w:r>
           </w:p>
         </w:tc>
@@ -4684,7 +4844,7 @@
                 <w:sz w:val="19"/>
                 <w:szCs w:val="19"/>
               </w:rPr>
-              <w:t xml:space="preserve">지역+중앙부처 복지·혜택 통합 검색, 민원 접수</w:t>
+              <w:t xml:space="preserve">월드 활동과 위험 탐지 환류를 보고 새 이벤트 제안(담당자 승인 후 공개), 월드 리포트</w:t>
             </w:r>
           </w:p>
         </w:tc>
@@ -4710,7 +4870,7 @@
                 <w:sz w:val="19"/>
                 <w:szCs w:val="19"/>
               </w:rPr>
-              <w:t xml:space="preserve">지역별 민원 유형 분포(문제의 직접 증거)</w:t>
+              <w:t xml:space="preserve">퀘스트 단계·이벤트 참여·응원 스티커(월드 활동), 환류 수신 창구</w:t>
             </w:r>
           </w:p>
         </w:tc>
@@ -4746,24 +4906,24 @@
           <w:sz w:val="20"/>
           <w:szCs w:val="20"/>
         </w:rPr>
-        <w:t xml:space="preserve">로그인: 카카오·네이버 간편 소셜 로그인을 채택한다. 청년 대상 서비스 특성상 진입 장벽을 최소화하면서도, 소셜 로그인 제공자의 고유 식별자(Provider User ID)를 내부 계정과 1:1로 매핑해 재방문 시 동일 계정으로 인식할 수 있도록 한다.</w:t>
-      </w:r>
-    </w:p>
-    <w:p>
-      <w:pPr>
-        <w:pStyle w:val="ListParagraph"/>
-        <w:numPr>
-          <w:ilvl w:val="0"/>
-          <w:numId w:val="1"/>
-        </w:numPr>
-        <w:spacing w:after="60" w:line="300"/>
-      </w:pPr>
-      <w:r>
-        <w:rPr>
-          <w:sz w:val="20"/>
-          <w:szCs w:val="20"/>
-        </w:rPr>
-        <w:t xml:space="preserve">최초 로그인 시에만 온보딩(닉네임 표시명, 간단 설문, 거주 시군구)을 1회 진행하고, 이후 재방문부터는 로그인만으로 기존 프로필과 진행 상태(미션·동아리 등)를 불러온다.</w:t>
+        <w:t xml:space="preserve">로그인: 게스트(익명) 로그인으로 바로 시작할 수 있고, 카카오 간편 로그인을 함께 제공한다(네이버는 미정). 소셜 로그인은 제공자의 고유 식별자(Provider User ID)를 내부 계정과 1:1로 매핑해 재방문 시 동일 계정으로 인식한다.</w:t>
+      </w:r>
+    </w:p>
+    <w:p>
+      <w:pPr>
+        <w:pStyle w:val="ListParagraph"/>
+        <w:numPr>
+          <w:ilvl w:val="0"/>
+          <w:numId w:val="1"/>
+        </w:numPr>
+        <w:spacing w:after="60" w:line="300"/>
+      </w:pPr>
+      <w:r>
+        <w:rPr>
+          <w:sz w:val="20"/>
+          <w:szCs w:val="20"/>
+        </w:rPr>
+        <w:t xml:space="preserve">최초 로그인 시에만 튜토리얼(사전 설문 8문항 → 캐릭터 생성·꾸미기 → 내 방에서 깨어남 → 루미의 마을 소개)을 1회 진행하고, 이후 재방문부터는 로그인만으로 기존 프로필과 진행 상태(미션·동아리 등)를 불러온다.</w:t>
       </w:r>
     </w:p>
     <w:p>
@@ -4797,7 +4957,7 @@
           <w:sz w:val="20"/>
           <w:szCs w:val="20"/>
         </w:rPr>
-        <w:t xml:space="preserve">지역 단위 위험도 산출을 위해 온보딩 설문에 거주 지역(시군구) 항목을 반드시 포함한다.</w:t>
+        <w:t xml:space="preserve">지역 단위 위험도 산출을 위해 사전 설문에서 거주 지역·나이대·성별을 필수로 받는다. 외로움·우울 척도 문항, 소득·취업 상태는 묻지 않는다.</w:t>
       </w:r>
     </w:p>
     <w:p>
@@ -5010,7 +5170,7 @@
           <w:sz w:val="20"/>
           <w:szCs w:val="20"/>
         </w:rPr>
-        <w:t xml:space="preserve">서비스 사용 여정: 정책 안내 배너를 보고 가볍게 접속 → 광장에서 취업상담 NPC와 대화하며 이력서 작성 미션을 받음 → 미션 수행 중 좌절감을 표현하자 심리상담 NPC로 자연스럽게 연결 → 위험 키워드가 반복 감지되어 지역 단위로 익명 집계 → 이후 접속 시 지역 청년 대상 프로그램이 우선 추천됨(개인화 환류)</w:t>
+        <w:t xml:space="preserve">서비스 사용 여정: 정책 안내 배너를 보고 가볍게 접속 → 내 방에서 깨어나 루미와 마을을 둘러봄 → 지원센터에서 하루에게 청년 취업지원 프로그램을 안내받고 이력서 퀘스트를 받음 → 좌절감을 표현하자 하루가 카페의 루미를 권함 → 루미와의 대화에서 위험 키워드가 반복 감지되어 지역 단위로 익명 집계 → 이후 마을이장이 부담 없는 '금요일 저녁 공원 산책' 이벤트를 열고, 코코가 동네 러닝크루를 추천(개인화 환류)</w:t>
       </w:r>
     </w:p>
     <w:p>
@@ -5504,7 +5664,7 @@
                 <w:sz w:val="19"/>
                 <w:szCs w:val="19"/>
               </w:rPr>
-              <w:t xml:space="preserve">동아리방·미니게임·게시판 등 커뮤니티 기능을 고도화하고, 검증 결과에 따라 서비스 대상 연령대 확장을 검토</w:t>
+              <w:t xml:space="preserve">동아리센터·게임방·응원 스티커 등 커뮤니티 기능을 고도화하고, 검증 결과에 따라 서비스 대상 연령대 확장을 검토</w:t>
             </w:r>
           </w:p>
         </w:tc>
@@ -6030,24 +6190,24 @@
           <w:sz w:val="20"/>
           <w:szCs w:val="20"/>
         </w:rPr>
-        <w:t xml:space="preserve">이 가드레일은 심리상담 NPC 전용이 아니라 정책·취업·민원 등 전 NPC에 공통 적용한다 — 상담 목적이 아닌 대화 중에도 위기 발화가 나올 수 있기 때문이다.</w:t>
-      </w:r>
-    </w:p>
-    <w:p>
-      <w:pPr>
-        <w:pStyle w:val="ListParagraph"/>
-        <w:numPr>
-          <w:ilvl w:val="0"/>
-          <w:numId w:val="1"/>
-        </w:numPr>
-        <w:spacing w:after="60" w:line="300"/>
-      </w:pPr>
-      <w:r>
-        <w:rPr>
-          <w:sz w:val="20"/>
-          <w:szCs w:val="20"/>
-        </w:rPr>
-        <w:t xml:space="preserve">감지 기준, 알림 경로, 안내 문구의 세부 확정은 Open Item으로 관리한다(11장).</w:t>
+        <w:t xml:space="preserve">이 가드레일은 루미 전용이 아니라 자유 입력이 있는 모든 NPC에 공통 적용한다. 위기 표현 사전으로 LLM 응답을 기다리지 않고 먼저 검사하고, 걸리면 고정 문구로 109·1577-0199를 안내한 뒤 지역·시각·NPC 종류만 기록한다(user_id 없음).</w:t>
+      </w:r>
+    </w:p>
+    <w:p>
+      <w:pPr>
+        <w:pStyle w:val="ListParagraph"/>
+        <w:numPr>
+          <w:ilvl w:val="0"/>
+          <w:numId w:val="1"/>
+        </w:numPr>
+        <w:spacing w:after="60" w:line="300"/>
+      </w:pPr>
+      <w:r>
+        <w:rPr>
+          <w:sz w:val="20"/>
+          <w:szCs w:val="20"/>
+        </w:rPr>
+        <w:t xml:space="preserve">관용 표현('죽겠다'류) 처리, 위기 판정 뒤 대화를 이어갈지, 위기 표현 근거 출처의 인용 범위는 팀 확정 전이다(11장).</w:t>
       </w:r>
     </w:p>
     <w:p>
@@ -6080,7 +6240,7 @@
           <w:sz w:val="20"/>
           <w:szCs w:val="20"/>
         </w:rPr>
-        <w:t xml:space="preserve">심리 상태는 민감정보다. 익명화 시점, 원문 대화 보관 여부·기간, 지역 단위 집계 시 최소 표본 수(k-익명성) 기준값을 정책으로 확정하고 문서화한다.</w:t>
+        <w:t xml:space="preserve">심리 상태는 민감정보다. 구현 기준: 대화 원문은 저장하지 않고 태그·심각도·수요 같은 신호만 저장하며, 코호트 월평균 5세션 미만이면 집계에 쓰지 않는다(k=5). 자유 입력은 답을 만들기 위해 LLM(OpenAI)으로 전송되므로 보내기 전 개인정보를 가리고 이를 이용자에게 고지한다. 팀 확정이 필요하다.</w:t>
       </w:r>
     </w:p>
     <w:p>
@@ -6130,7 +6290,7 @@
           <w:sz w:val="20"/>
           <w:szCs w:val="20"/>
         </w:rPr>
-        <w:t xml:space="preserve">심리상담 NPC는 상담사가 아니라 대화형 스크리닝·연결 도구로 포지셔닝하며, 진단·치료를 표방하지 않는다는 문구를 UI에 명시한다.</w:t>
+        <w:t xml:space="preserve">루미는 상담사가 아니라 AI 친구이자 연결 도구로 포지셔닝하며, 진단·치료를 표방하지 않는다는 문구를 UI에 명시한다.</w:t>
       </w:r>
     </w:p>
     <w:p>
@@ -6901,7 +7061,7 @@
                 <w:sz w:val="19"/>
                 <w:szCs w:val="19"/>
               </w:rPr>
-              <w:t xml:space="preserve">소셜 월드 콘텐츠 고도화(동아리방·미니게임·게시판) 및 서비스 대상 연령 확장 검토</w:t>
+              <w:t xml:space="preserve">소셜 월드 콘텐츠 고도화(지원센터·카페·공원·게임방 실내, 미니게임) 및 서비스 대상 연령 확장 검토</w:t>
             </w:r>
           </w:p>
         </w:tc>
@@ -7002,7 +7162,7 @@
           <w:sz w:val="20"/>
           <w:szCs w:val="20"/>
         </w:rPr>
-        <w:t xml:space="preserve">페르소나 기반 가상 채팅데이터 생성 방식 설계 및 설명자료(제출 필수) 작성</w:t>
+        <w:t xml:space="preserve">가상데이터 설명자료(제출 필수) — 작성 완료. 위험사전 근거 자료를 부가 데이터로 추가</w:t>
       </w:r>
     </w:p>
     <w:p>
@@ -7050,7 +7210,7 @@
           <w:sz w:val="20"/>
           <w:szCs w:val="20"/>
         </w:rPr>
-        <w:t xml:space="preserve">5개 에이전트(NPC 4종 + 위험탐지)를 단일 런타임 + 역할별 프롬프트로 갈지, 역할별 분리 구축할지 결정</w:t>
+        <w:t xml:space="preserve">NPC 공통 런타임(서버 함수 npc-chat) 구축 — 공통 부품(프롬프트 3층·심각도 계산)은 작성 완료</w:t>
       </w:r>
     </w:p>
     <w:p>
@@ -7084,24 +7244,24 @@
           <w:sz w:val="20"/>
           <w:szCs w:val="20"/>
         </w:rPr>
-        <w:t xml:space="preserve">위험 키워드 사전 확정 + 심각도 스코어링 방식(근거 자료 매핑 포함)</w:t>
-      </w:r>
-    </w:p>
-    <w:p>
-      <w:pPr>
-        <w:pStyle w:val="ListParagraph"/>
-        <w:numPr>
-          <w:ilvl w:val="0"/>
-          <w:numId w:val="1"/>
-        </w:numPr>
-        <w:spacing w:after="60" w:line="300"/>
-      </w:pPr>
-      <w:r>
-        <w:rPr>
-          <w:sz w:val="20"/>
-          <w:szCs w:val="20"/>
-        </w:rPr>
-        <w:t xml:space="preserve">민원챗봇의 '민원 접수'가 실제 기관 연동인지 시연용 시뮬레이션인지 결정</w:t>
+        <w:t xml:space="preserve">위험 키워드 사전·위기 표현 사전 v1(근거 매핑 완료, 10/8 병합 목표) + 심각도 가중치·임계값 확정</w:t>
+      </w:r>
+    </w:p>
+    <w:p>
+      <w:pPr>
+        <w:pStyle w:val="ListParagraph"/>
+        <w:numPr>
+          <w:ilvl w:val="0"/>
+          <w:numId w:val="1"/>
+        </w:numPr>
+        <w:spacing w:after="60" w:line="300"/>
+      </w:pPr>
+      <w:r>
+        <w:rPr>
+          <w:sz w:val="20"/>
+          <w:szCs w:val="20"/>
+        </w:rPr>
+        <w:t xml:space="preserve">LLM 모델 선정(OpenAI 계열 예정)·API 키 관리 주체·사용량 상한 결정</w:t>
       </w:r>
     </w:p>
     <w:p>
@@ -7132,24 +7292,24 @@
           <w:sz w:val="20"/>
           <w:szCs w:val="20"/>
         </w:rPr>
-        <w:t xml:space="preserve">위기 에스컬레이션 프로토콜 상세(감지 기준, 알림 경로, 안내 문구) 확정</w:t>
-      </w:r>
-    </w:p>
-    <w:p>
-      <w:pPr>
-        <w:pStyle w:val="ListParagraph"/>
-        <w:numPr>
-          <w:ilvl w:val="0"/>
-          <w:numId w:val="1"/>
-        </w:numPr>
-        <w:spacing w:after="60" w:line="300"/>
-      </w:pPr>
-      <w:r>
-        <w:rPr>
-          <w:sz w:val="20"/>
-          <w:szCs w:val="20"/>
-        </w:rPr>
-        <w:t xml:space="preserve">개인정보·익명화 처리 방침(익명화 시점, 원문 보관 여부, k-익명성 기준값) 확정</w:t>
+        <w:t xml:space="preserve">위기 에스컬레이션 세부(관용어 처리, 위기 판정 뒤 대화 계속 여부, 위기 표현 근거 출처 범위) 확정</w:t>
+      </w:r>
+    </w:p>
+    <w:p>
+      <w:pPr>
+        <w:pStyle w:val="ListParagraph"/>
+        <w:numPr>
+          <w:ilvl w:val="0"/>
+          <w:numId w:val="1"/>
+        </w:numPr>
+        <w:spacing w:after="60" w:line="300"/>
+      </w:pPr>
+      <w:r>
+        <w:rPr>
+          <w:sz w:val="20"/>
+          <w:szCs w:val="20"/>
+        </w:rPr>
+        <w:t xml:space="preserve">개인정보·익명화 처리 방침(익명화 시점, 원문 보관 여부, k-익명성 기준값) 확정 — 구현 기준: 원문 미저장·k=5·위기 기록 user_id 미보관</w:t>
       </w:r>
     </w:p>
     <w:p>
@@ -7165,7 +7325,7 @@
           <w:sz w:val="18"/>
           <w:szCs w:val="18"/>
         </w:rPr>
-        <w:t xml:space="preserve">※ 전체 Open Item 목록과 진행 현황은 프로젝트 문서 「사회적고립_AI에이전트_통합기획서.md」 11장 및 WBS(사회적고립_AI_Agent_WBS.xlsx)에서 관리한다.</w:t>
+        <w:t xml:space="preserve">※ 전체 Open Item 목록과 진행 현황은 프로젝트 문서 「사회적고립_AI에이전트_통합기획서.md」 11장 및 WBS(WBS_축소안.xlsx)에서 관리한다.</w:t>
       </w:r>
     </w:p>
     <w:sectPr>
